--- a/data/cvs/cv_192_Serotonin_Blockchain_Data_Analytics_Remote.docx
+++ b/data/cvs/cv_192_Serotonin_Blockchain_Data_Analytics_Remote.docx
@@ -86,7 +86,7 @@
         <w:rPr>
           <w:sz w:val="20"/>
         </w:rPr>
-        <w:t>Blockchain Data Analyst with a strong background in data engineering and analytics, ready to drive insights for Serotonin's blockchain products. I excel at building data pipelines, from ETL processes to data modelling and warehousing, using Python, SQL, and cloud platforms. My experience spans data annotation, evaluation, and analysis, with a focus on AI and blockchain. I've worked with diverse datasets, from financial to multimodal, and am skilled in experiment design and statistical analysis. Currently, I'm building production-ready data systems at Copy Cat Group, including an AI-powered tender scraping pipeline and a live SAP API integration.</w:t>
+        <w:t>Full Stack Developer and AI Data Engineer with a focus on building robust data pipelines and automation tools. I have experience in Python, JavaScript, and SQL development, working with React, Node.js, and Django frameworks. Skilled in data annotation, model evaluation, and prompt engineering, with a background in AI training and dataset structuring. Currently, I'm leading the development of an AI-powered tender scraping pipeline and an SAP API integration at Copy Cat Group, demonstrating my ability to deliver innovative data-driven solutions.</w:t>
       </w:r>
     </w:p>
     <w:p>
@@ -119,7 +119,7 @@
         <w:rPr>
           <w:sz w:val="20"/>
         </w:rPr>
-        <w:t>Python, SQL, JavaScript, Bash</w:t>
+        <w:t>Python, JavaScript, SQL, PHP, Kotlin, Bash</w:t>
       </w:r>
     </w:p>
     <w:p>
@@ -191,7 +191,7 @@
         <w:rPr>
           <w:sz w:val="20"/>
         </w:rPr>
-        <w:t>Prompt Engineering, LLM Evaluation, Data Annotation, Dataset Structuring</w:t>
+        <w:t>Prompt Engineering, LLM Evaluation, Data Annotation, Dataset Structuring, Gemini API, Groq API</w:t>
       </w:r>
     </w:p>
     <w:p>
@@ -209,7 +209,7 @@
         <w:rPr>
           <w:sz w:val="20"/>
         </w:rPr>
-        <w:t>n8n, Playwright, Web Scraping, REST APIs</w:t>
+        <w:t>n8n, Playwright, APScheduler, Web Scraping, REST APIs</w:t>
       </w:r>
     </w:p>
     <w:p>
@@ -245,7 +245,7 @@
         <w:rPr>
           <w:sz w:val="20"/>
         </w:rPr>
-        <w:t>dbt, Airflow/Dagster, Snowflake, BigQuery, Redshift, AWS, GCP, Azure, Agile</w:t>
+        <w:t>statistical models, data science, infrastructure deployment, self-serve analytics, experiment design, data modeling, warehouse, product impact measurement, data products, dbt, Airflow/Dagster</w:t>
       </w:r>
     </w:p>
     <w:p>
@@ -263,7 +263,7 @@
         <w:rPr>
           <w:sz w:val="20"/>
         </w:rPr>
-        <w:t>statistical models, data science, infrastructure, self-serve analytics, statistical analyses, data warehouse, marketing, leadership, data products, data analysis</w:t>
+        <w:t>Snowflake, BigQuery, Redshift, ETL pipelines, database architectures, advanced SQL, data engineering, Kimball, Data Vault, AWS, GCP, Azure</w:t>
       </w:r>
     </w:p>
     <w:p>
@@ -313,7 +313,7 @@
         <w:rPr>
           <w:sz w:val="20"/>
         </w:rPr>
-        <w:t>Integrating SAP APIs with an internal Credit Control System, creating an automated solution for OA and IT teams.</w:t>
+        <w:t>Leading the design and development of an AI-powered tender scraping pipeline, automating tender opportunity discovery and processing.</w:t>
       </w:r>
     </w:p>
     <w:p>
@@ -325,7 +325,7 @@
         <w:rPr>
           <w:sz w:val="20"/>
         </w:rPr>
-        <w:t>Designing and implementing an AI-powered tender scraping pipeline to automate tender discovery and processing.</w:t>
+        <w:t>Integrating SAP APIs with an internal Credit Control System, creating a live, automated system for OA and IT business units.</w:t>
       </w:r>
     </w:p>
     <w:p>
@@ -337,7 +337,7 @@
         <w:rPr>
           <w:sz w:val="20"/>
         </w:rPr>
-        <w:t>Authoring technical documentation, including BRDs and SDDs, to define project scope and architecture for enterprise systems.</w:t>
+        <w:t>Authoring comprehensive System Design Documents (SDDs) and Business Requirements Documents (BRDs) to define project scope and technical specifications.</w:t>
       </w:r>
     </w:p>
     <w:p>
@@ -372,31 +372,7 @@
         <w:rPr>
           <w:sz w:val="20"/>
         </w:rPr>
-        <w:t>Train AI models by generating accurate difference-based captions for multimodal datasets</w:t>
-      </w:r>
-    </w:p>
-    <w:p>
-      <w:pPr>
-        <w:pStyle w:val="ListBullet"/>
-        <w:spacing w:before="0" w:after="20"/>
-      </w:pPr>
-      <w:r>
-        <w:rPr>
-          <w:sz w:val="20"/>
-        </w:rPr>
-        <w:t>Perform categorisation, bounding, consistency checks, and image-level validation to improve multimodal model accuracy</w:t>
-      </w:r>
-    </w:p>
-    <w:p>
-      <w:pPr>
-        <w:pStyle w:val="ListBullet"/>
-        <w:spacing w:before="0" w:after="20"/>
-      </w:pPr>
-      <w:r>
-        <w:rPr>
-          <w:sz w:val="20"/>
-        </w:rPr>
-        <w:t>Contribute high-quality annotated outputs that directly feed into production AI model training pipelines</w:t>
+        <w:t>Trained AI models by generating precise difference-based captions for multimodal datasets, improving model accuracy.</w:t>
       </w:r>
     </w:p>
     <w:p>
@@ -431,31 +407,7 @@
         <w:rPr>
           <w:sz w:val="20"/>
         </w:rPr>
-        <w:t>Developed and delivered full-stack solutions for U.S.-based clients across different sectors</w:t>
-      </w:r>
-    </w:p>
-    <w:p>
-      <w:pPr>
-        <w:pStyle w:val="ListBullet"/>
-        <w:spacing w:before="0" w:after="20"/>
-      </w:pPr>
-      <w:r>
-        <w:rPr>
-          <w:sz w:val="20"/>
-        </w:rPr>
-        <w:t>Built UI components, optimised APIs, and handled CMS-based website systems</w:t>
-      </w:r>
-    </w:p>
-    <w:p>
-      <w:pPr>
-        <w:pStyle w:val="ListBullet"/>
-        <w:spacing w:before="0" w:after="20"/>
-      </w:pPr>
-      <w:r>
-        <w:rPr>
-          <w:sz w:val="20"/>
-        </w:rPr>
-        <w:t>Collaborated with remote teams to debug, improve performance, and implement client feedback</w:t>
+        <w:t>Built full-stack solutions, including UI components and API optimisation, for diverse U.S.-based clients.</w:t>
       </w:r>
     </w:p>
     <w:p>
@@ -490,31 +442,7 @@
         <w:rPr>
           <w:sz w:val="20"/>
         </w:rPr>
-        <w:t>Annotated and evaluated datasets for health and agriculture AI systems</w:t>
-      </w:r>
-    </w:p>
-    <w:p>
-      <w:pPr>
-        <w:pStyle w:val="ListBullet"/>
-        <w:spacing w:before="0" w:after="20"/>
-      </w:pPr>
-      <w:r>
-        <w:rPr>
-          <w:sz w:val="20"/>
-        </w:rPr>
-        <w:t>Performed intent detection, slot tagging, utterance verification, and structured dataset creation</w:t>
-      </w:r>
-    </w:p>
-    <w:p>
-      <w:pPr>
-        <w:pStyle w:val="ListBullet"/>
-        <w:spacing w:before="0" w:after="20"/>
-      </w:pPr>
-      <w:r>
-        <w:rPr>
-          <w:sz w:val="20"/>
-        </w:rPr>
-        <w:t>Ensured annotation quality and consistency across multilingual and multimodal training data</w:t>
+        <w:t>Performed intent detection, slot tagging, and utterance verification for health and agriculture AI systems, ensuring high-quality multilingual training data.</w:t>
       </w:r>
     </w:p>
     <w:p>
